--- a/eng/docx/11.content.docx
+++ b/eng/docx/11.content.docx
@@ -136,13 +136,6 @@
         <w:rPr>
           <w:lang w:val="en_US" w:bidi="en_US"/>
         </w:rPr>
-      </w:r>
-      <w:r>
-        <w:rPr>
-          <w:i/>
-          <w:lang w:val="en_US" w:bidi="en_US"/>
-        </w:rPr>
-        <w:t>1 Kings 1:1, 1 Kings 1:4, 1 Kings 1:5, 1 Kings 1:6, 1 Kings 1:7, 1 Kings 1:9–10, 1 Kings 1:11–12, 1 Kings 1:13, 1 Kings 1:17, 1 Kings 1:18–19, 1 Kings 1:21, 1 Kings 1:24, 1 Kings 1:24–25, 1 Kings 1:29–30, 1 Kings 1:32–33, 1 Kings 1:39–40, 1 Kings 1:51, 1 Kings 1:53, 1 Kings 2:3, 1 Kings 2:4, 1 Kings 2:6, 1 Kings 2:7, 1 Kings 2:8, 1 Kings 2:9, 1 Kings 2:11, 1 Kings 2:15, 1 Kings 2:16, 1 Kings 2:21, 1 Kings 2:23, 1 Kings 2:25, 1 Kings 2:27, 1 Kings 2:28, 1 Kings 2:29, 1 Kings 2:30, 1 Kings 2:31, 1 Kings 2:33, 1 Kings 2:35, 1 Kings 2:36, 1 Kings 2:37, 1 Kings 2:40, 1 Kings 2:44, 1 Kings 2:46, 1 Kings 3:1, 1 Kings 3:3, 1 Kings 3:4, 1 Kings 3:5, 1 Kings 3:9, 1 Kings 3:10, 1 Kings 3:12, 1 Kings 3:13, 1 Kings 3:14, 1 Kings 3:15, 1 Kings 3:16, 1 Kings 3:20, 1 Kings 3:25, 1 Kings 3:26, 1 Kings 3:27, 1 Kings 3:28, 1 Kings 4:1, 1 Kings 4:5, 1 Kings 4:7, 1 Kings 4:20, 1 Kings 4:21, 1 Kings 4:22–23, 1 Kings 4:25, 1 Kings 4:26, 1 Kings 4:28, 1 Kings 4:29, 1 Kings 4:31, 1 Kings 4:32, 1 Kings 4:34, 1 Kings 5:1, 1 Kings 5:3, 1 Kings 5:5, 1 Kings 5:6, 1 Kings 5:7, 1 Kings 5:8, 1 Kings 5:9, 1 Kings 5:9 (#2), 1 Kings 5:11, 1 Kings 5:12, 1 Kings 5:13, 1 Kings 5:14, 1 Kings 5:16, 1 Kings 5:17, 1 Kings 6:1, 1 Kings 6:2, 1 Kings 6:4, 1 Kings 6:7, 1 Kings 6:9, 1 Kings 6:10, 1 Kings 6:13, 1 Kings 6:15, 1 Kings 6:17, 1 Kings 6:19, 1 Kings 6:22, 1 Kings 6:23, 1 Kings 6:27, 1 Kings 6:29, 1 Kings 6:31, 1 Kings 6:38, 1 Kings 7:1, 1 Kings 7:2, 1 Kings 7:6, 1 Kings 7:7, 1 Kings 7:8, 1 Kings 7:10, 1 Kings 7:12, 1 Kings 7:14, 1 Kings 7:15, 1 Kings 7:20, 1 Kings 7:25, 1 Kings 7:27, 1 Kings 7:33, 1 Kings 7:38, 1 Kings 7:40, 1 Kings 7:42, 1 Kings 7:48, 1 Kings 7:51, 1 Kings 8:1, 1 Kings 8:2, 1 Kings 8:3, 1 Kings 8:5, 1 Kings 8:6, 1 Kings 8:11, 1 Kings 8:14, 1 Kings 8:19, 1 Kings 8:22, 1 Kings 8:26, 1 Kings 8:29, 1 Kings 8:30, 1 Kings 8:32, 1 Kings 8:33, 1 Kings 8:35, 1 Kings 8:40, 1 Kings 8:41, 1 Kings 8:43, 1 Kings 8:46, 1 Kings 8:47, 1 Kings 8:48, 1 Kings 8:50, 1 Kings 8:51, 1 Kings 8:52, 1 Kings 8:53, 1 Kings 8:55, 1 Kings 8:60, 1 Kings 8:61, 1 Kings 8:62, 1 Kings 8:63, 1 Kings 8:64, 1 Kings 8:66, 1 Kings 9:2, 1 Kings 9:3, 1 Kings 9:4, 1 Kings 9:5, 1 Kings 9:7, 1 Kings 9:8, 1 Kings 9:9, 1 Kings 9:10, 1 Kings 9:11, 1 Kings 9:12, 1 Kings 9:13, 1 Kings 9:14, 1 Kings 9:15, 1 Kings 9:16, 1 Kings 9:17, 1 Kings 9:21, 1 Kings 9:22, 1 Kings 9:23, 1 Kings 9:25, 1 Kings 9:26, 1 Kings 9:28, 1 Kings 10:1, 1 Kings 10:2, 1 Kings 10:3, 1 Kings 10:5, 1 Kings 10:7, 1 Kings 10:8, 1 Kings 10:9, 1 Kings 10:10, 1 Kings 10:11, 1 Kings 10:12, 1 Kings 10:13, 1 Kings 10:14, 1 Kings 10:15, 1 Kings 10:16, 1 Kings 10:17, 1 Kings 10:18, 1 Kings 10:19, 1 Kings 10:20, 1 Kings 10:21, 1 Kings 10:22, 1 Kings 10:24, 1 Kings 10:25, 1 Kings 10:26, 1 Kings 10:27, 1 Kings 10:28, 1 Kings 10:29, 1 Kings 11:1, 1 Kings 11:2, 1 Kings 11:3, 1 Kings 11:4, 1 Kings 11:5, 1 Kings 11:6, 1 Kings 11:7, 1 Kings 11:8, 1 Kings 11:9, 1 Kings 11:10, 1 Kings 11:11, 1 Kings 11:13, 1 Kings 11:14, 1 Kings 11:15, 1 Kings 11:16, 1 Kings 11:17, 1 Kings 11:19, 1 Kings 11:20, 1 Kings 11:21, 1 Kings 11:23, 1 Kings 11:24, 1 Kings 11:25, 1 Kings 11:26, 1 Kings 11:27, 1 Kings 11:28, 1 Kings 11:29, 1 Kings 11:30, 1 Kings 11:31, 1 Kings 11:32, 1 Kings 11:34, 1 Kings 11:36, 1 Kings 11:38, 1 Kings 11:40, 1 Kings 11:42, 1 Kings 11:43, 1 Kings 12:1, 1 Kings 12:3, 1 Kings 12:4, 1 Kings 12:5, 1 Kings 12:6, 1 Kings 12:7, 1 Kings 12:8, 1 Kings 12:10, 1 Kings 12:11, 1 Kings 12:12, 1 Kings 12:13, 1 Kings 12:14, 1 Kings 12:15, 1 Kings 12:16, 1 Kings 12:17, 1 Kings 12:18, 1 Kings 12:20, 1 Kings 12:21, 1 Kings 12:22, 1 Kings 12:24, 1 Kings 12:25, 1 Kings 12:26, 1 Kings 12:27, 1 Kings 12:28, 1 Kings 12:29, 1 Kings 12:31, 1 Kings 12:32, 1 Kings 12:33, 1 Kings 13:1, 1 Kings 13:2, 1 Kings 13:3, 1 Kings 13:4, 1 Kings 13:5, 1 Kings 13:6, 1 Kings 13:7, 1 Kings 13:8, 1 Kings 13:10, 1 Kings 13:11, 1 Kings 13:12, 1 Kings 13:13, 1 Kings 13:15, 1 Kings 13:16, 1 Kings 13:17, 1 Kings 13:19, 1 Kings 13:20, 1 Kings 13:22, 1 Kings 13:23, 1 Kings 13:24, 1 Kings 13:25, 1 Kings 13:26, 1 Kings 13:28, 1 Kings 13:30, 1 Kings 13:31, 1 Kings 13:34, 1 Kings 14:1, 1 Kings 14:2, 1 Kings 14:3, 1 Kings 14:4, 1 Kings 14:5, 1 Kings 14:6, 1 Kings 14:8, 1 Kings 14:9, 1 Kings 14:10, 1 Kings 14:11, 1 Kings 14:13, 1 Kings 14:15, 1 Kings 14:16, 1 Kings 14:17, 1 Kings 14:18, 1 Kings 14:19, 1 Kings 14:20, 1 Kings 14:21, 1 Kings 14:22, 1 Kings 14:23, 1 Kings 14:24, 1 Kings 14:25, 1 Kings 14:26, 1 Kings 14:27, 1 Kings 14:28, 1 Kings 14:29, 1 Kings 14:31, 1 Kings 15:1, 1 Kings 15:2, 1 Kings 15:3, 1 Kings 15:4, 1 Kings 15:5, 1 Kings 15:6, 1 Kings 15:8, 1 Kings 15:9, 1 Kings 15:10, 1 Kings 15:11, 1 Kings 15:12, 1 Kings 15:13, 1 Kings 15:14, 1 Kings 15:15, 1 Kings 15:16, 1 Kings 15:17, 1 Kings 15:18, 1 Kings 15:19, 1 Kings 15:20, 1 Kings 15:21, 1 Kings 15:22, 1 Kings 15:23, 1 Kings 15:24, 1 Kings 15:25, 1 Kings 15:26, 1 Kings 15:27, 1 Kings 15:29, 1 Kings 15:31, 1 Kings 15:33, 1 Kings 15:34, 1 Kings 16:2, 1 Kings 16:4, 1 Kings 16:7, 1 Kings 16:9–10, 1 Kings 16:11, 1 Kings 16:15, 1 Kings 16:18, 1 Kings 16:21, 1 Kings 16:24, 1 Kings 16:28, 1 Kings 16:32, 1 Kings 16:34, 1 Kings 17:1, 1 Kings 17:4, 1 Kings 17:7, 1 Kings 17:8–10, 1 Kings 17:12, 1 Kings 17:14, 1 Kings 17:17, 1 Kings 17:21, 1 Kings 17:22–23, 1 Kings 18:1–2, 1 Kings 18:3–4, 1 Kings 18:5–6, 1 Kings 18:7–8, 1 Kings 18:9–11, 1 Kings 18:12, 1 Kings 18:14–15, 1 Kings 18:16–17, 1 Kings 18:18, 1 Kings 18:19, 1 Kings 18:21, 1 Kings 18:22–24, 1 Kings 18:26, 1 Kings 18:28, 1 Kings 18:29, 1 Kings 18:30–32, 1 Kings 18:32, 1 Kings 18:33–34, 1 Kings 18:38–39, 1 Kings 18:40, 1 Kings 18:43–44, 1 Kings 18:44, 1 Kings 18:46, 1 Kings 19:1–2, 1 Kings 19:3, 1 Kings 19:4, 1 Kings 19:5, 1 Kings 19:6, 1 Kings 19:8, 1 Kings 19:9–10, 1 Kings 19:15–16, 1 Kings 19:18, 1 Kings 19:19–20, 1 Kings 20:1–2, 1 Kings 20:4–6, 1 Kings 20:7–8, 1 Kings 20:9, 1 Kings 20:10, 1 Kings 20:11–12, 1 Kings 20:13–15, 1 Kings 20:16–17, 1 Kings 20:20–21, 1 Kings 20:22, 1 Kings 20:23, 1 Kings 20:26, 1 Kings 20:28, 1 Kings 20:29–30, 1 Kings 20:31–32, 1 Kings 20:33–34, 1 Kings 20:35–36, 1 Kings 20:37–38, 1 Kings 20:39–40, 1 Kings 20:41–43, 1 Kings 21:1–2, 1 Kings 21:2, 1 Kings 21:3, 1 Kings 21:4, 1 Kings 21:7, 1 Kings 21:10, 1 Kings 21:10 (#2), 1 Kings 21:17, 1 Kings 21:18, 1 Kings 21:19, 1 Kings 21:22, 1 Kings 21:23, 1 Kings 21:27, 1 Kings 21:29, 1 Kings 22:1, 1 Kings 22:2, 1 Kings 22:4, 1 Kings 22:6, 1 Kings 22:9, 1 Kings 22:12, 1 Kings 22:15, 1 Kings 22:17, 1 Kings 22:21–23, 1 Kings 22:26–27, 1 Kings 22:30, 1 Kings 22:34, 1 Kings 22:37, 1 Kings 22:40, 1 Kings 22:42, 1 Kings 22:43, 1 Kings 22:52</w:t>
       </w:r>
       <w:r>
         <w:rPr>

--- a/eng/docx/11.content.docx
+++ b/eng/docx/11.content.docx
@@ -123,19 +123,6 @@
           <w:lang w:val="en_US" w:bidi="en_US"/>
         </w:rPr>
         <w:t>1KI</w:t>
-      </w:r>
-      <w:r>
-        <w:rPr>
-          <w:lang w:val="en_US" w:bidi="en_US"/>
-        </w:rPr>
-      </w:r>
-    </w:p>
-    <w:p>
-      <w:pPr/>
-      <w:r>
-        <w:rPr>
-          <w:lang w:val="en_US" w:bidi="en_US"/>
-        </w:rPr>
       </w:r>
       <w:r>
         <w:rPr>

--- a/eng/docx/11.content.docx
+++ b/eng/docx/11.content.docx
@@ -19,7 +19,7 @@
         <w:rPr>
           <w:lang w:val="en_US" w:bidi="en_US"/>
         </w:rPr>
-        <w:t>Resource: Translation Questions (unfoldingWord)</w:t>
+        <w:t>Resource: unfoldingWord® Translation Questions</w:t>
       </w:r>
       <w:r>
         <w:rPr>
@@ -85,7 +85,7 @@
         <w:rPr>
           <w:lang w:val="en_US" w:bidi="en_US"/>
         </w:rPr>
-        <w:t>Translation Questions (unfoldingWord)</w:t>
+        <w:t>unfoldingWord® Translation Questions</w:t>
       </w:r>
     </w:p>
     <w:p>
